--- a/HW03_A2_17903264082490437.docx
+++ b/HW03_A2_17903264082490437.docx
@@ -3116,12 +3116,20 @@
               <w:spacing w:before="0" w:after="0" w:line="240" w:lineRule="auto"/>
               <w:jc w:val="left"/>
             </w:pPr>
+            <w:commentRangeStart w:id="1"/>
             <w:r>
               <w:rPr>
                 <w:rFonts w:ascii="Arial" w:hAnsi="Arial"/>
                 <w:sz w:val="21"/>
               </w:rPr>
               <w:t>Each linked-list queue node needs an extra pointer, so it uses more memory per item than an array queue.</w:t>
+            </w:r>
+            <w:commentRangeEnd w:id="1"/>
+            <w:r>
+              <w:rPr>
+                <w:rStyle w:val="CommentReference"/>
+              </w:rPr>
+              <w:commentReference w:id="1"/>
             </w:r>
           </w:p>
         </w:tc>
@@ -3179,6 +3187,18 @@
     </w:sectPr>
   </w:body>
 </w:document>
+</file>
+
+<file path=word/comments.xml><?xml version="1.0" encoding="utf-8"?>
+<w:comments xmlns:w="http://schemas.openxmlformats.org/wordprocessingml/2006/main">
+  <w:comment w:id="1" w:author="Teacher" w:date="2026-10-08T10:00:00Z" w:initials="T">
+    <w:p>
+      <w:r>
+        <w:t xml:space="preserve">2/3 - The extra pointer field and the extra memory it uses both earn marks. The remaining mark is for a second valid disadvantage - for example that a queue implemented as a linked list has no direct access to an item, so reaching an item in the middle means following the list from the front. (-1)</w:t>
+      </w:r>
+    </w:p>
+  </w:comment>
+</w:comments>
 </file>
 
 <file path=word/endnotes.xml><?xml version="1.0" encoding="utf-8"?>
